--- a/template-doc-pbib.docx
+++ b/template-doc-pbib.docx
@@ -50,29 +50,6 @@
       </w:r>
       <w:r>
         <w:t xml:space="preserve"> du document</w:t>
-      </w:r>
-    </w:p>
-    <w:p>
-      <w:pPr>
-        <w:pStyle w:val="Titre4"/>
-        <w:numPr>
-          <w:ilvl w:val="0"/>
-          <w:numId w:val="0"/>
-        </w:numPr>
-      </w:pPr>
-    </w:p>
-    <w:p>
-      <w:pPr>
-        <w:suppressAutoHyphens w:val="0"/>
-        <w:spacing w:after="160" w:line="256" w:lineRule="auto"/>
-        <w:rPr>
-          <w:rFonts w:eastAsia="MS Gothic" w:cs="Times New Roman"/>
-          <w:b/>
-          <w:iCs/>
-        </w:rPr>
-      </w:pPr>
-      <w:r>
-        <w:br w:type="page"/>
       </w:r>
     </w:p>
     <w:bookmarkStart w:id="0" w:name="_Toc236228647" w:displacedByCustomXml="next"/>
